--- a/Fase 2/Evidencias Grupales/2.6_GuiaEstudiante_Fase 2_Informe Final Proyecto APT (Espanol).docx
+++ b/Fase 2/Evidencias Grupales/2.6_GuiaEstudiante_Fase 2_Informe Final Proyecto APT (Espanol).docx
@@ -1435,7 +1435,7 @@
                 <w:i w:val="0"/>
                 <w:sz w:val="20"/>
               </w:rPr>
-              <w:t>• Documentos de análisis y diseño: ERS-01, CU-01 y MER-01.</w:t>
+              <w:t>• Documentos de análisis y diseño: ERS-01 (con matriz de trazabilidad), CU-01, MER-01 v2.0 (54 tablas, diccionario y modelo de clases), SEC-01 (diagramas de secuencia) y ARQ-01 (componentes, despliegue, estados y actividad).</w:t>
             </w:r>
           </w:p>
           <w:p>
@@ -1450,7 +1450,22 @@
                 <w:i w:val="0"/>
                 <w:sz w:val="20"/>
               </w:rPr>
-              <w:t>• Guía de recorrido del proceso completo (17 pasos), verificada sobre el sistema desplegado.</w:t>
+              <w:t>• Documentos de inicio y metodología: Acta de Constitución, Documento de Épicas e Historias de Usuario y MET-01 (aplicación de Scrum en el proyecto).</w:t>
+            </w:r>
+          </w:p>
+          <w:p>
+            <w:pPr>
+              <w:spacing w:after="60"/>
+              <w:ind w:left="160"/>
+              <w:jc w:val="left"/>
+            </w:pPr>
+            <w:r>
+              <w:rPr>
+                <w:rFonts w:ascii="Calibri" w:hAnsi="Calibri"/>
+                <w:i w:val="0"/>
+                <w:sz w:val="20"/>
+              </w:rPr>
+              <w:t>• Recorrido del proceso completo verificado sobre el sistema desplegado y documentado en EVI-01 (12 etapas con capturas de la web, la aplicación de escritorio y los correos); las capturas se incluyen en el Anexo de este informe.</w:t>
             </w:r>
           </w:p>
           <w:p>
@@ -1620,6 +1635,1464 @@
       </w:pPr>
     </w:p>
     <w:p/>
+    <w:p>
+      <w:r>
+        <w:br w:type="page"/>
+      </w:r>
+    </w:p>
+    <w:p>
+      <w:pPr>
+        <w:spacing w:before="0" w:after="120"/>
+      </w:pPr>
+      <w:r>
+        <w:rPr>
+          <w:rFonts w:ascii="Calibri" w:hAnsi="Calibri"/>
+          <w:b/>
+          <w:i w:val="0"/>
+          <w:color w:val="1F3864"/>
+          <w:sz w:val="28"/>
+        </w:rPr>
+        <w:t>Anexo. Evidencias del sistema desplegado</w:t>
+      </w:r>
+    </w:p>
+    <w:p>
+      <w:pPr>
+        <w:spacing w:before="0" w:after="160"/>
+      </w:pPr>
+      <w:r>
+        <w:rPr>
+          <w:rFonts w:ascii="Calibri" w:hAnsi="Calibri"/>
+          <w:b w:val="0"/>
+          <w:i w:val="0"/>
+          <w:sz w:val="20"/>
+        </w:rPr>
+        <w:t>Capturas tomadas el 8 y 9 de octubre de 2026 sobre el sistema publicado en https://sitrafo.onrender.com (web del cliente) y la aplicación de escritorio SITRAFO.exe conectada a su API, con usuarios de cada rol. Los datos son de demostración y algunos pasos usan documentos distintos según lo disponible en ese momento. El documento EVI-01 del repositorio describe cada etapa con sus reglas de negocio y registra los hallazgos detectados durante este recorrido.</w:t>
+      </w:r>
+    </w:p>
+    <w:p>
+      <w:pPr>
+        <w:keepNext/>
+        <w:spacing w:before="160" w:after="80"/>
+      </w:pPr>
+      <w:r>
+        <w:rPr>
+          <w:rFonts w:ascii="Calibri" w:hAnsi="Calibri"/>
+          <w:b/>
+          <w:i w:val="0"/>
+          <w:color w:val="1F3864"/>
+          <w:sz w:val="22"/>
+        </w:rPr>
+        <w:t>1. Ingreso del cliente y solicitud de presupuesto (web)</w:t>
+      </w:r>
+    </w:p>
+    <w:p>
+      <w:pPr>
+        <w:keepNext/>
+        <w:jc w:val="center"/>
+      </w:pPr>
+      <w:r>
+        <w:drawing>
+          <wp:inline xmlns:a="http://schemas.openxmlformats.org/drawingml/2006/main" xmlns:pic="http://schemas.openxmlformats.org/drawingml/2006/picture">
+            <wp:extent cx="5400000" cy="2776255"/>
+            <wp:docPr id="57" name="Picture 57"/>
+            <wp:cNvGraphicFramePr>
+              <a:graphicFrameLocks noChangeAspect="1"/>
+            </wp:cNvGraphicFramePr>
+            <a:graphic>
+              <a:graphicData uri="http://schemas.openxmlformats.org/drawingml/2006/picture">
+                <pic:pic>
+                  <pic:nvPicPr>
+                    <pic:cNvPr id="0" name="e01a.png"/>
+                    <pic:cNvPicPr/>
+                  </pic:nvPicPr>
+                  <pic:blipFill>
+                    <a:blip r:embed="rId14"/>
+                    <a:stretch>
+                      <a:fillRect/>
+                    </a:stretch>
+                  </pic:blipFill>
+                  <pic:spPr>
+                    <a:xfrm>
+                      <a:off x="0" y="0"/>
+                      <a:ext cx="5400000" cy="2776255"/>
+                    </a:xfrm>
+                    <a:prstGeom prst="rect"/>
+                  </pic:spPr>
+                </pic:pic>
+              </a:graphicData>
+            </a:graphic>
+          </wp:inline>
+        </w:drawing>
+      </w:r>
+    </w:p>
+    <w:p>
+      <w:pPr>
+        <w:spacing w:before="0" w:after="160"/>
+        <w:jc w:val="center"/>
+      </w:pPr>
+      <w:r>
+        <w:rPr>
+          <w:rFonts w:ascii="Calibri" w:hAnsi="Calibri"/>
+          <w:b w:val="0"/>
+          <w:i/>
+          <w:color w:val="595959"/>
+          <w:sz w:val="18"/>
+        </w:rPr>
+        <w:t>Figura 1. Ingreso al portal de clientes.</w:t>
+      </w:r>
+    </w:p>
+    <w:p>
+      <w:pPr>
+        <w:keepNext/>
+        <w:jc w:val="center"/>
+      </w:pPr>
+      <w:r>
+        <w:drawing>
+          <wp:inline xmlns:a="http://schemas.openxmlformats.org/drawingml/2006/main" xmlns:pic="http://schemas.openxmlformats.org/drawingml/2006/picture">
+            <wp:extent cx="5400000" cy="2803032"/>
+            <wp:docPr id="58" name="Picture 58"/>
+            <wp:cNvGraphicFramePr>
+              <a:graphicFrameLocks noChangeAspect="1"/>
+            </wp:cNvGraphicFramePr>
+            <a:graphic>
+              <a:graphicData uri="http://schemas.openxmlformats.org/drawingml/2006/picture">
+                <pic:pic>
+                  <pic:nvPicPr>
+                    <pic:cNvPr id="0" name="e01b.png"/>
+                    <pic:cNvPicPr/>
+                  </pic:nvPicPr>
+                  <pic:blipFill>
+                    <a:blip r:embed="rId15"/>
+                    <a:stretch>
+                      <a:fillRect/>
+                    </a:stretch>
+                  </pic:blipFill>
+                  <pic:spPr>
+                    <a:xfrm>
+                      <a:off x="0" y="0"/>
+                      <a:ext cx="5400000" cy="2803032"/>
+                    </a:xfrm>
+                    <a:prstGeom prst="rect"/>
+                  </pic:spPr>
+                </pic:pic>
+              </a:graphicData>
+            </a:graphic>
+          </wp:inline>
+        </w:drawing>
+      </w:r>
+    </w:p>
+    <w:p>
+      <w:pPr>
+        <w:spacing w:before="0" w:after="160"/>
+        <w:jc w:val="center"/>
+      </w:pPr>
+      <w:r>
+        <w:rPr>
+          <w:rFonts w:ascii="Calibri" w:hAnsi="Calibri"/>
+          <w:b w:val="0"/>
+          <w:i/>
+          <w:color w:val="595959"/>
+          <w:sz w:val="18"/>
+        </w:rPr>
+        <w:t>Figura 2. Solicitud de presupuesto con la especificación técnica del modelo.</w:t>
+      </w:r>
+    </w:p>
+    <w:p>
+      <w:pPr>
+        <w:keepNext/>
+        <w:spacing w:before="160" w:after="80"/>
+      </w:pPr>
+      <w:r>
+        <w:rPr>
+          <w:rFonts w:ascii="Calibri" w:hAnsi="Calibri"/>
+          <w:b/>
+          <w:i w:val="0"/>
+          <w:color w:val="1F3864"/>
+          <w:sz w:val="22"/>
+        </w:rPr>
+        <w:t>2. Costeo y elaboración de la cotización (escritorio, comercial)</w:t>
+      </w:r>
+    </w:p>
+    <w:p>
+      <w:pPr>
+        <w:keepNext/>
+        <w:jc w:val="center"/>
+      </w:pPr>
+      <w:r>
+        <w:drawing>
+          <wp:inline xmlns:a="http://schemas.openxmlformats.org/drawingml/2006/main" xmlns:pic="http://schemas.openxmlformats.org/drawingml/2006/picture">
+            <wp:extent cx="5400000" cy="2907042"/>
+            <wp:docPr id="59" name="Picture 59"/>
+            <wp:cNvGraphicFramePr>
+              <a:graphicFrameLocks noChangeAspect="1"/>
+            </wp:cNvGraphicFramePr>
+            <a:graphic>
+              <a:graphicData uri="http://schemas.openxmlformats.org/drawingml/2006/picture">
+                <pic:pic>
+                  <pic:nvPicPr>
+                    <pic:cNvPr id="0" name="e02a.png"/>
+                    <pic:cNvPicPr/>
+                  </pic:nvPicPr>
+                  <pic:blipFill>
+                    <a:blip r:embed="rId16"/>
+                    <a:stretch>
+                      <a:fillRect/>
+                    </a:stretch>
+                  </pic:blipFill>
+                  <pic:spPr>
+                    <a:xfrm>
+                      <a:off x="0" y="0"/>
+                      <a:ext cx="5400000" cy="2907042"/>
+                    </a:xfrm>
+                    <a:prstGeom prst="rect"/>
+                  </pic:spPr>
+                </pic:pic>
+              </a:graphicData>
+            </a:graphic>
+          </wp:inline>
+        </w:drawing>
+      </w:r>
+    </w:p>
+    <w:p>
+      <w:pPr>
+        <w:spacing w:before="0" w:after="160"/>
+        <w:jc w:val="center"/>
+      </w:pPr>
+      <w:r>
+        <w:rPr>
+          <w:rFonts w:ascii="Calibri" w:hAnsi="Calibri"/>
+          <w:b w:val="0"/>
+          <w:i/>
+          <w:color w:val="595959"/>
+          <w:sz w:val="18"/>
+        </w:rPr>
+        <w:t>Figura 3. Bandeja de solicitudes con la especificación técnica.</w:t>
+      </w:r>
+    </w:p>
+    <w:p>
+      <w:pPr>
+        <w:keepNext/>
+        <w:jc w:val="center"/>
+      </w:pPr>
+      <w:r>
+        <w:drawing>
+          <wp:inline xmlns:a="http://schemas.openxmlformats.org/drawingml/2006/main" xmlns:pic="http://schemas.openxmlformats.org/drawingml/2006/picture">
+            <wp:extent cx="5400000" cy="2904225"/>
+            <wp:docPr id="60" name="Picture 60"/>
+            <wp:cNvGraphicFramePr>
+              <a:graphicFrameLocks noChangeAspect="1"/>
+            </wp:cNvGraphicFramePr>
+            <a:graphic>
+              <a:graphicData uri="http://schemas.openxmlformats.org/drawingml/2006/picture">
+                <pic:pic>
+                  <pic:nvPicPr>
+                    <pic:cNvPr id="0" name="e02b.png"/>
+                    <pic:cNvPicPr/>
+                  </pic:nvPicPr>
+                  <pic:blipFill>
+                    <a:blip r:embed="rId17"/>
+                    <a:stretch>
+                      <a:fillRect/>
+                    </a:stretch>
+                  </pic:blipFill>
+                  <pic:spPr>
+                    <a:xfrm>
+                      <a:off x="0" y="0"/>
+                      <a:ext cx="5400000" cy="2904225"/>
+                    </a:xfrm>
+                    <a:prstGeom prst="rect"/>
+                  </pic:spPr>
+                </pic:pic>
+              </a:graphicData>
+            </a:graphic>
+          </wp:inline>
+        </w:drawing>
+      </w:r>
+    </w:p>
+    <w:p>
+      <w:pPr>
+        <w:spacing w:before="0" w:after="160"/>
+        <w:jc w:val="center"/>
+      </w:pPr>
+      <w:r>
+        <w:rPr>
+          <w:rFonts w:ascii="Calibri" w:hAnsi="Calibri"/>
+          <w:b w:val="0"/>
+          <w:i/>
+          <w:color w:val="595959"/>
+          <w:sz w:val="18"/>
+        </w:rPr>
+        <w:t>Figura 4. Costeo automático desde la lista de materiales y las horas hombre.</w:t>
+      </w:r>
+    </w:p>
+    <w:p>
+      <w:pPr>
+        <w:keepNext/>
+        <w:spacing w:before="160" w:after="80"/>
+      </w:pPr>
+      <w:r>
+        <w:rPr>
+          <w:rFonts w:ascii="Calibri" w:hAnsi="Calibri"/>
+          <w:b/>
+          <w:i w:val="0"/>
+          <w:color w:val="1F3864"/>
+          <w:sz w:val="22"/>
+        </w:rPr>
+        <w:t>3. Aprobación del descuento por otro usuario (RN-05)</w:t>
+      </w:r>
+    </w:p>
+    <w:p>
+      <w:pPr>
+        <w:keepNext/>
+        <w:jc w:val="center"/>
+      </w:pPr>
+      <w:r>
+        <w:drawing>
+          <wp:inline xmlns:a="http://schemas.openxmlformats.org/drawingml/2006/main" xmlns:pic="http://schemas.openxmlformats.org/drawingml/2006/picture">
+            <wp:extent cx="5400000" cy="2902711"/>
+            <wp:docPr id="61" name="Picture 61"/>
+            <wp:cNvGraphicFramePr>
+              <a:graphicFrameLocks noChangeAspect="1"/>
+            </wp:cNvGraphicFramePr>
+            <a:graphic>
+              <a:graphicData uri="http://schemas.openxmlformats.org/drawingml/2006/picture">
+                <pic:pic>
+                  <pic:nvPicPr>
+                    <pic:cNvPr id="0" name="e03a.png"/>
+                    <pic:cNvPicPr/>
+                  </pic:nvPicPr>
+                  <pic:blipFill>
+                    <a:blip r:embed="rId18"/>
+                    <a:stretch>
+                      <a:fillRect/>
+                    </a:stretch>
+                  </pic:blipFill>
+                  <pic:spPr>
+                    <a:xfrm>
+                      <a:off x="0" y="0"/>
+                      <a:ext cx="5400000" cy="2902711"/>
+                    </a:xfrm>
+                    <a:prstGeom prst="rect"/>
+                  </pic:spPr>
+                </pic:pic>
+              </a:graphicData>
+            </a:graphic>
+          </wp:inline>
+        </w:drawing>
+      </w:r>
+    </w:p>
+    <w:p>
+      <w:pPr>
+        <w:spacing w:before="0" w:after="160"/>
+        <w:jc w:val="center"/>
+      </w:pPr>
+      <w:r>
+        <w:rPr>
+          <w:rFonts w:ascii="Calibri" w:hAnsi="Calibri"/>
+          <w:b w:val="0"/>
+          <w:i/>
+          <w:color w:val="595959"/>
+          <w:sz w:val="18"/>
+        </w:rPr>
+        <w:t>Figura 5. El autor envía la cotización a aprobación (comercial).</w:t>
+      </w:r>
+    </w:p>
+    <w:p>
+      <w:pPr>
+        <w:keepNext/>
+        <w:jc w:val="center"/>
+      </w:pPr>
+      <w:r>
+        <w:drawing>
+          <wp:inline xmlns:a="http://schemas.openxmlformats.org/drawingml/2006/main" xmlns:pic="http://schemas.openxmlformats.org/drawingml/2006/picture">
+            <wp:extent cx="5400000" cy="2912676"/>
+            <wp:docPr id="62" name="Picture 62"/>
+            <wp:cNvGraphicFramePr>
+              <a:graphicFrameLocks noChangeAspect="1"/>
+            </wp:cNvGraphicFramePr>
+            <a:graphic>
+              <a:graphicData uri="http://schemas.openxmlformats.org/drawingml/2006/picture">
+                <pic:pic>
+                  <pic:nvPicPr>
+                    <pic:cNvPr id="0" name="e03b.png"/>
+                    <pic:cNvPicPr/>
+                  </pic:nvPicPr>
+                  <pic:blipFill>
+                    <a:blip r:embed="rId19"/>
+                    <a:stretch>
+                      <a:fillRect/>
+                    </a:stretch>
+                  </pic:blipFill>
+                  <pic:spPr>
+                    <a:xfrm>
+                      <a:off x="0" y="0"/>
+                      <a:ext cx="5400000" cy="2912676"/>
+                    </a:xfrm>
+                    <a:prstGeom prst="rect"/>
+                  </pic:spPr>
+                </pic:pic>
+              </a:graphicData>
+            </a:graphic>
+          </wp:inline>
+        </w:drawing>
+      </w:r>
+    </w:p>
+    <w:p>
+      <w:pPr>
+        <w:spacing w:before="0" w:after="160"/>
+        <w:jc w:val="center"/>
+      </w:pPr>
+      <w:r>
+        <w:rPr>
+          <w:rFonts w:ascii="Calibri" w:hAnsi="Calibri"/>
+          <w:b w:val="0"/>
+          <w:i/>
+          <w:color w:val="595959"/>
+          <w:sz w:val="18"/>
+        </w:rPr>
+        <w:t>Figura 6. Otro ejecutivo aprueba y emite (comercial2).</w:t>
+      </w:r>
+    </w:p>
+    <w:p>
+      <w:pPr>
+        <w:keepNext/>
+        <w:spacing w:before="160" w:after="80"/>
+      </w:pPr>
+      <w:r>
+        <w:rPr>
+          <w:rFonts w:ascii="Calibri" w:hAnsi="Calibri"/>
+          <w:b/>
+          <w:i w:val="0"/>
+          <w:color w:val="1F3864"/>
+          <w:sz w:val="22"/>
+        </w:rPr>
+        <w:t>4. Correo con la cotización en PDF (Brevo)</w:t>
+      </w:r>
+    </w:p>
+    <w:p>
+      <w:pPr>
+        <w:keepNext/>
+        <w:jc w:val="center"/>
+      </w:pPr>
+      <w:r>
+        <w:drawing>
+          <wp:inline xmlns:a="http://schemas.openxmlformats.org/drawingml/2006/main" xmlns:pic="http://schemas.openxmlformats.org/drawingml/2006/picture">
+            <wp:extent cx="5400000" cy="2803032"/>
+            <wp:docPr id="63" name="Picture 63"/>
+            <wp:cNvGraphicFramePr>
+              <a:graphicFrameLocks noChangeAspect="1"/>
+            </wp:cNvGraphicFramePr>
+            <a:graphic>
+              <a:graphicData uri="http://schemas.openxmlformats.org/drawingml/2006/picture">
+                <pic:pic>
+                  <pic:nvPicPr>
+                    <pic:cNvPr id="0" name="e04.png"/>
+                    <pic:cNvPicPr/>
+                  </pic:nvPicPr>
+                  <pic:blipFill>
+                    <a:blip r:embed="rId20"/>
+                    <a:stretch>
+                      <a:fillRect/>
+                    </a:stretch>
+                  </pic:blipFill>
+                  <pic:spPr>
+                    <a:xfrm>
+                      <a:off x="0" y="0"/>
+                      <a:ext cx="5400000" cy="2803032"/>
+                    </a:xfrm>
+                    <a:prstGeom prst="rect"/>
+                  </pic:spPr>
+                </pic:pic>
+              </a:graphicData>
+            </a:graphic>
+          </wp:inline>
+        </w:drawing>
+      </w:r>
+    </w:p>
+    <w:p>
+      <w:pPr>
+        <w:spacing w:before="0" w:after="160"/>
+        <w:jc w:val="center"/>
+      </w:pPr>
+      <w:r>
+        <w:rPr>
+          <w:rFonts w:ascii="Calibri" w:hAnsi="Calibri"/>
+          <w:b w:val="0"/>
+          <w:i/>
+          <w:color w:val="595959"/>
+          <w:sz w:val="18"/>
+        </w:rPr>
+        <w:t>Figura 7. Correo de la cotización COT-2026-0011 con el PDF adjunto.</w:t>
+      </w:r>
+    </w:p>
+    <w:p>
+      <w:pPr>
+        <w:keepNext/>
+        <w:spacing w:before="160" w:after="80"/>
+      </w:pPr>
+      <w:r>
+        <w:rPr>
+          <w:rFonts w:ascii="Calibri" w:hAnsi="Calibri"/>
+          <w:b/>
+          <w:i w:val="0"/>
+          <w:color w:val="1F3864"/>
+          <w:sz w:val="22"/>
+        </w:rPr>
+        <w:t>5. Aceptación del cliente y orden de compra automática (RN-06)</w:t>
+      </w:r>
+    </w:p>
+    <w:p>
+      <w:pPr>
+        <w:keepNext/>
+        <w:jc w:val="center"/>
+      </w:pPr>
+      <w:r>
+        <w:drawing>
+          <wp:inline xmlns:a="http://schemas.openxmlformats.org/drawingml/2006/main" xmlns:pic="http://schemas.openxmlformats.org/drawingml/2006/picture">
+            <wp:extent cx="5400000" cy="2814563"/>
+            <wp:docPr id="64" name="Picture 64"/>
+            <wp:cNvGraphicFramePr>
+              <a:graphicFrameLocks noChangeAspect="1"/>
+            </wp:cNvGraphicFramePr>
+            <a:graphic>
+              <a:graphicData uri="http://schemas.openxmlformats.org/drawingml/2006/picture">
+                <pic:pic>
+                  <pic:nvPicPr>
+                    <pic:cNvPr id="0" name="e05a.png"/>
+                    <pic:cNvPicPr/>
+                  </pic:nvPicPr>
+                  <pic:blipFill>
+                    <a:blip r:embed="rId21"/>
+                    <a:stretch>
+                      <a:fillRect/>
+                    </a:stretch>
+                  </pic:blipFill>
+                  <pic:spPr>
+                    <a:xfrm>
+                      <a:off x="0" y="0"/>
+                      <a:ext cx="5400000" cy="2814563"/>
+                    </a:xfrm>
+                    <a:prstGeom prst="rect"/>
+                  </pic:spPr>
+                </pic:pic>
+              </a:graphicData>
+            </a:graphic>
+          </wp:inline>
+        </w:drawing>
+      </w:r>
+    </w:p>
+    <w:p>
+      <w:pPr>
+        <w:spacing w:before="0" w:after="160"/>
+        <w:jc w:val="center"/>
+      </w:pPr>
+      <w:r>
+        <w:rPr>
+          <w:rFonts w:ascii="Calibri" w:hAnsi="Calibri"/>
+          <w:b w:val="0"/>
+          <w:i/>
+          <w:color w:val="595959"/>
+          <w:sz w:val="18"/>
+        </w:rPr>
+        <w:t>Figura 8. Confirmación de la aceptación en el portal.</w:t>
+      </w:r>
+    </w:p>
+    <w:p>
+      <w:pPr>
+        <w:keepNext/>
+        <w:jc w:val="center"/>
+      </w:pPr>
+      <w:r>
+        <w:drawing>
+          <wp:inline xmlns:a="http://schemas.openxmlformats.org/drawingml/2006/main" xmlns:pic="http://schemas.openxmlformats.org/drawingml/2006/picture">
+            <wp:extent cx="5400000" cy="2921358"/>
+            <wp:docPr id="65" name="Picture 65"/>
+            <wp:cNvGraphicFramePr>
+              <a:graphicFrameLocks noChangeAspect="1"/>
+            </wp:cNvGraphicFramePr>
+            <a:graphic>
+              <a:graphicData uri="http://schemas.openxmlformats.org/drawingml/2006/picture">
+                <pic:pic>
+                  <pic:nvPicPr>
+                    <pic:cNvPr id="0" name="e05b.png"/>
+                    <pic:cNvPicPr/>
+                  </pic:nvPicPr>
+                  <pic:blipFill>
+                    <a:blip r:embed="rId22"/>
+                    <a:stretch>
+                      <a:fillRect/>
+                    </a:stretch>
+                  </pic:blipFill>
+                  <pic:spPr>
+                    <a:xfrm>
+                      <a:off x="0" y="0"/>
+                      <a:ext cx="5400000" cy="2921358"/>
+                    </a:xfrm>
+                    <a:prstGeom prst="rect"/>
+                  </pic:spPr>
+                </pic:pic>
+              </a:graphicData>
+            </a:graphic>
+          </wp:inline>
+        </w:drawing>
+      </w:r>
+    </w:p>
+    <w:p>
+      <w:pPr>
+        <w:spacing w:before="0" w:after="160"/>
+        <w:jc w:val="center"/>
+      </w:pPr>
+      <w:r>
+        <w:rPr>
+          <w:rFonts w:ascii="Calibri" w:hAnsi="Calibri"/>
+          <w:b w:val="0"/>
+          <w:i/>
+          <w:color w:val="595959"/>
+          <w:sz w:val="18"/>
+        </w:rPr>
+        <w:t>Figura 9. Órdenes de compra; OC-2026-0005 nace de la COT-2026-0011.</w:t>
+      </w:r>
+    </w:p>
+    <w:p>
+      <w:pPr>
+        <w:keepNext/>
+        <w:spacing w:before="160" w:after="80"/>
+      </w:pPr>
+      <w:r>
+        <w:rPr>
+          <w:rFonts w:ascii="Calibri" w:hAnsi="Calibri"/>
+          <w:b/>
+          <w:i w:val="0"/>
+          <w:color w:val="1F3864"/>
+          <w:sz w:val="22"/>
+        </w:rPr>
+        <w:t>6. Pago del anticipo con PayPal sandbox (RN-15)</w:t>
+      </w:r>
+    </w:p>
+    <w:p>
+      <w:pPr>
+        <w:keepNext/>
+        <w:jc w:val="center"/>
+      </w:pPr>
+      <w:r>
+        <w:drawing>
+          <wp:inline xmlns:a="http://schemas.openxmlformats.org/drawingml/2006/main" xmlns:pic="http://schemas.openxmlformats.org/drawingml/2006/picture">
+            <wp:extent cx="5400000" cy="2821571"/>
+            <wp:docPr id="66" name="Picture 66"/>
+            <wp:cNvGraphicFramePr>
+              <a:graphicFrameLocks noChangeAspect="1"/>
+            </wp:cNvGraphicFramePr>
+            <a:graphic>
+              <a:graphicData uri="http://schemas.openxmlformats.org/drawingml/2006/picture">
+                <pic:pic>
+                  <pic:nvPicPr>
+                    <pic:cNvPr id="0" name="e06a.png"/>
+                    <pic:cNvPicPr/>
+                  </pic:nvPicPr>
+                  <pic:blipFill>
+                    <a:blip r:embed="rId23"/>
+                    <a:stretch>
+                      <a:fillRect/>
+                    </a:stretch>
+                  </pic:blipFill>
+                  <pic:spPr>
+                    <a:xfrm>
+                      <a:off x="0" y="0"/>
+                      <a:ext cx="5400000" cy="2821571"/>
+                    </a:xfrm>
+                    <a:prstGeom prst="rect"/>
+                  </pic:spPr>
+                </pic:pic>
+              </a:graphicData>
+            </a:graphic>
+          </wp:inline>
+        </w:drawing>
+      </w:r>
+    </w:p>
+    <w:p>
+      <w:pPr>
+        <w:spacing w:before="0" w:after="160"/>
+        <w:jc w:val="center"/>
+      </w:pPr>
+      <w:r>
+        <w:rPr>
+          <w:rFonts w:ascii="Calibri" w:hAnsi="Calibri"/>
+          <w:b w:val="0"/>
+          <w:i/>
+          <w:color w:val="595959"/>
+          <w:sz w:val="18"/>
+        </w:rPr>
+        <w:t>Figura 10. Documento de cobro con el monto en dólares al dólar observado.</w:t>
+      </w:r>
+    </w:p>
+    <w:p>
+      <w:pPr>
+        <w:keepNext/>
+        <w:jc w:val="center"/>
+      </w:pPr>
+      <w:r>
+        <w:drawing>
+          <wp:inline xmlns:a="http://schemas.openxmlformats.org/drawingml/2006/main" xmlns:pic="http://schemas.openxmlformats.org/drawingml/2006/picture">
+            <wp:extent cx="5400000" cy="2804607"/>
+            <wp:docPr id="67" name="Picture 67"/>
+            <wp:cNvGraphicFramePr>
+              <a:graphicFrameLocks noChangeAspect="1"/>
+            </wp:cNvGraphicFramePr>
+            <a:graphic>
+              <a:graphicData uri="http://schemas.openxmlformats.org/drawingml/2006/picture">
+                <pic:pic>
+                  <pic:nvPicPr>
+                    <pic:cNvPr id="0" name="e06b.png"/>
+                    <pic:cNvPicPr/>
+                  </pic:nvPicPr>
+                  <pic:blipFill>
+                    <a:blip r:embed="rId24"/>
+                    <a:stretch>
+                      <a:fillRect/>
+                    </a:stretch>
+                  </pic:blipFill>
+                  <pic:spPr>
+                    <a:xfrm>
+                      <a:off x="0" y="0"/>
+                      <a:ext cx="5400000" cy="2804607"/>
+                    </a:xfrm>
+                    <a:prstGeom prst="rect"/>
+                  </pic:spPr>
+                </pic:pic>
+              </a:graphicData>
+            </a:graphic>
+          </wp:inline>
+        </w:drawing>
+      </w:r>
+    </w:p>
+    <w:p>
+      <w:pPr>
+        <w:spacing w:before="0" w:after="160"/>
+        <w:jc w:val="center"/>
+      </w:pPr>
+      <w:r>
+        <w:rPr>
+          <w:rFonts w:ascii="Calibri" w:hAnsi="Calibri"/>
+          <w:b w:val="0"/>
+          <w:i/>
+          <w:color w:val="595959"/>
+          <w:sz w:val="18"/>
+        </w:rPr>
+        <w:t>Figura 11. Regreso desde PayPal con el pago registrado y su referencia.</w:t>
+      </w:r>
+    </w:p>
+    <w:p>
+      <w:pPr>
+        <w:keepNext/>
+        <w:spacing w:before="160" w:after="80"/>
+      </w:pPr>
+      <w:r>
+        <w:rPr>
+          <w:rFonts w:ascii="Calibri" w:hAnsi="Calibri"/>
+          <w:b/>
+          <w:i w:val="0"/>
+          <w:color w:val="1F3864"/>
+          <w:sz w:val="22"/>
+        </w:rPr>
+        <w:t>7. Orden de trabajo con tareas y responsables (producción)</w:t>
+      </w:r>
+    </w:p>
+    <w:p>
+      <w:pPr>
+        <w:keepNext/>
+        <w:jc w:val="center"/>
+      </w:pPr>
+      <w:r>
+        <w:drawing>
+          <wp:inline xmlns:a="http://schemas.openxmlformats.org/drawingml/2006/main" xmlns:pic="http://schemas.openxmlformats.org/drawingml/2006/picture">
+            <wp:extent cx="5400000" cy="2911378"/>
+            <wp:docPr id="68" name="Picture 68"/>
+            <wp:cNvGraphicFramePr>
+              <a:graphicFrameLocks noChangeAspect="1"/>
+            </wp:cNvGraphicFramePr>
+            <a:graphic>
+              <a:graphicData uri="http://schemas.openxmlformats.org/drawingml/2006/picture">
+                <pic:pic>
+                  <pic:nvPicPr>
+                    <pic:cNvPr id="0" name="e07.png"/>
+                    <pic:cNvPicPr/>
+                  </pic:nvPicPr>
+                  <pic:blipFill>
+                    <a:blip r:embed="rId25"/>
+                    <a:stretch>
+                      <a:fillRect/>
+                    </a:stretch>
+                  </pic:blipFill>
+                  <pic:spPr>
+                    <a:xfrm>
+                      <a:off x="0" y="0"/>
+                      <a:ext cx="5400000" cy="2911378"/>
+                    </a:xfrm>
+                    <a:prstGeom prst="rect"/>
+                  </pic:spPr>
+                </pic:pic>
+              </a:graphicData>
+            </a:graphic>
+          </wp:inline>
+        </w:drawing>
+      </w:r>
+    </w:p>
+    <w:p>
+      <w:pPr>
+        <w:spacing w:before="0" w:after="160"/>
+        <w:jc w:val="center"/>
+      </w:pPr>
+      <w:r>
+        <w:rPr>
+          <w:rFonts w:ascii="Calibri" w:hAnsi="Calibri"/>
+          <w:b w:val="0"/>
+          <w:i/>
+          <w:color w:val="595959"/>
+          <w:sz w:val="18"/>
+        </w:rPr>
+        <w:t>Figura 12. OT-2026-0005 en ejecución con sus tareas asignadas.</w:t>
+      </w:r>
+    </w:p>
+    <w:p>
+      <w:pPr>
+        <w:keepNext/>
+        <w:spacing w:before="160" w:after="80"/>
+      </w:pPr>
+      <w:r>
+        <w:rPr>
+          <w:rFonts w:ascii="Calibri" w:hAnsi="Calibri"/>
+          <w:b/>
+          <w:i w:val="0"/>
+          <w:color w:val="1F3864"/>
+          <w:sz w:val="22"/>
+        </w:rPr>
+        <w:t>8. Registro en taller y rechazo por stock insuficiente (RN-09)</w:t>
+      </w:r>
+    </w:p>
+    <w:p>
+      <w:pPr>
+        <w:keepNext/>
+        <w:jc w:val="center"/>
+      </w:pPr>
+      <w:r>
+        <w:drawing>
+          <wp:inline xmlns:a="http://schemas.openxmlformats.org/drawingml/2006/main" xmlns:pic="http://schemas.openxmlformats.org/drawingml/2006/picture">
+            <wp:extent cx="5400000" cy="2897080"/>
+            <wp:docPr id="69" name="Picture 69"/>
+            <wp:cNvGraphicFramePr>
+              <a:graphicFrameLocks noChangeAspect="1"/>
+            </wp:cNvGraphicFramePr>
+            <a:graphic>
+              <a:graphicData uri="http://schemas.openxmlformats.org/drawingml/2006/picture">
+                <pic:pic>
+                  <pic:nvPicPr>
+                    <pic:cNvPr id="0" name="e08a.png"/>
+                    <pic:cNvPicPr/>
+                  </pic:nvPicPr>
+                  <pic:blipFill>
+                    <a:blip r:embed="rId26"/>
+                    <a:stretch>
+                      <a:fillRect/>
+                    </a:stretch>
+                  </pic:blipFill>
+                  <pic:spPr>
+                    <a:xfrm>
+                      <a:off x="0" y="0"/>
+                      <a:ext cx="5400000" cy="2897080"/>
+                    </a:xfrm>
+                    <a:prstGeom prst="rect"/>
+                  </pic:spPr>
+                </pic:pic>
+              </a:graphicData>
+            </a:graphic>
+          </wp:inline>
+        </w:drawing>
+      </w:r>
+    </w:p>
+    <w:p>
+      <w:pPr>
+        <w:spacing w:before="0" w:after="160"/>
+        <w:jc w:val="center"/>
+      </w:pPr>
+      <w:r>
+        <w:rPr>
+          <w:rFonts w:ascii="Calibri" w:hAnsi="Calibri"/>
+          <w:b w:val="0"/>
+          <w:i/>
+          <w:color w:val="595959"/>
+          <w:sz w:val="18"/>
+        </w:rPr>
+        <w:t>Figura 13. Vista del operario para registrar horas y material.</w:t>
+      </w:r>
+    </w:p>
+    <w:p>
+      <w:pPr>
+        <w:keepNext/>
+        <w:jc w:val="center"/>
+      </w:pPr>
+      <w:r>
+        <w:drawing>
+          <wp:inline xmlns:a="http://schemas.openxmlformats.org/drawingml/2006/main" xmlns:pic="http://schemas.openxmlformats.org/drawingml/2006/picture">
+            <wp:extent cx="5400000" cy="2908342"/>
+            <wp:docPr id="70" name="Picture 70"/>
+            <wp:cNvGraphicFramePr>
+              <a:graphicFrameLocks noChangeAspect="1"/>
+            </wp:cNvGraphicFramePr>
+            <a:graphic>
+              <a:graphicData uri="http://schemas.openxmlformats.org/drawingml/2006/picture">
+                <pic:pic>
+                  <pic:nvPicPr>
+                    <pic:cNvPr id="0" name="e08b.png"/>
+                    <pic:cNvPicPr/>
+                  </pic:nvPicPr>
+                  <pic:blipFill>
+                    <a:blip r:embed="rId27"/>
+                    <a:stretch>
+                      <a:fillRect/>
+                    </a:stretch>
+                  </pic:blipFill>
+                  <pic:spPr>
+                    <a:xfrm>
+                      <a:off x="0" y="0"/>
+                      <a:ext cx="5400000" cy="2908342"/>
+                    </a:xfrm>
+                    <a:prstGeom prst="rect"/>
+                  </pic:spPr>
+                </pic:pic>
+              </a:graphicData>
+            </a:graphic>
+          </wp:inline>
+        </w:drawing>
+      </w:r>
+    </w:p>
+    <w:p>
+      <w:pPr>
+        <w:spacing w:before="0" w:after="160"/>
+        <w:jc w:val="center"/>
+      </w:pPr>
+      <w:r>
+        <w:rPr>
+          <w:rFonts w:ascii="Calibri" w:hAnsi="Calibri"/>
+          <w:b w:val="0"/>
+          <w:i/>
+          <w:color w:val="595959"/>
+          <w:sz w:val="18"/>
+        </w:rPr>
+        <w:t>Figura 14. Rechazo del consumo por stock insuficiente.</w:t>
+      </w:r>
+    </w:p>
+    <w:p>
+      <w:pPr>
+        <w:keepNext/>
+        <w:spacing w:before="160" w:after="80"/>
+      </w:pPr>
+      <w:r>
+        <w:rPr>
+          <w:rFonts w:ascii="Calibri" w:hAnsi="Calibri"/>
+          <w:b/>
+          <w:i w:val="0"/>
+          <w:color w:val="1F3864"/>
+          <w:sz w:val="22"/>
+        </w:rPr>
+        <w:t>9. Ensayo fuera de rango y no conformidad (RN-12)</w:t>
+      </w:r>
+    </w:p>
+    <w:p>
+      <w:pPr>
+        <w:keepNext/>
+        <w:jc w:val="center"/>
+      </w:pPr>
+      <w:r>
+        <w:drawing>
+          <wp:inline xmlns:a="http://schemas.openxmlformats.org/drawingml/2006/main" xmlns:pic="http://schemas.openxmlformats.org/drawingml/2006/picture">
+            <wp:extent cx="5400000" cy="2910078"/>
+            <wp:docPr id="71" name="Picture 71"/>
+            <wp:cNvGraphicFramePr>
+              <a:graphicFrameLocks noChangeAspect="1"/>
+            </wp:cNvGraphicFramePr>
+            <a:graphic>
+              <a:graphicData uri="http://schemas.openxmlformats.org/drawingml/2006/picture">
+                <pic:pic>
+                  <pic:nvPicPr>
+                    <pic:cNvPr id="0" name="e09a.png"/>
+                    <pic:cNvPicPr/>
+                  </pic:nvPicPr>
+                  <pic:blipFill>
+                    <a:blip r:embed="rId28"/>
+                    <a:stretch>
+                      <a:fillRect/>
+                    </a:stretch>
+                  </pic:blipFill>
+                  <pic:spPr>
+                    <a:xfrm>
+                      <a:off x="0" y="0"/>
+                      <a:ext cx="5400000" cy="2910078"/>
+                    </a:xfrm>
+                    <a:prstGeom prst="rect"/>
+                  </pic:spPr>
+                </pic:pic>
+              </a:graphicData>
+            </a:graphic>
+          </wp:inline>
+        </w:drawing>
+      </w:r>
+    </w:p>
+    <w:p>
+      <w:pPr>
+        <w:spacing w:before="0" w:after="160"/>
+        <w:jc w:val="center"/>
+      </w:pPr>
+      <w:r>
+        <w:rPr>
+          <w:rFonts w:ascii="Calibri" w:hAnsi="Calibri"/>
+          <w:b w:val="0"/>
+          <w:i/>
+          <w:color w:val="595959"/>
+          <w:sz w:val="18"/>
+        </w:rPr>
+        <w:t>Figura 15. Ensayos evaluados contra el rango del protocolo.</w:t>
+      </w:r>
+    </w:p>
+    <w:p>
+      <w:pPr>
+        <w:keepNext/>
+        <w:jc w:val="center"/>
+      </w:pPr>
+      <w:r>
+        <w:drawing>
+          <wp:inline xmlns:a="http://schemas.openxmlformats.org/drawingml/2006/main" xmlns:pic="http://schemas.openxmlformats.org/drawingml/2006/picture">
+            <wp:extent cx="5400000" cy="2904225"/>
+            <wp:docPr id="72" name="Picture 72"/>
+            <wp:cNvGraphicFramePr>
+              <a:graphicFrameLocks noChangeAspect="1"/>
+            </wp:cNvGraphicFramePr>
+            <a:graphic>
+              <a:graphicData uri="http://schemas.openxmlformats.org/drawingml/2006/picture">
+                <pic:pic>
+                  <pic:nvPicPr>
+                    <pic:cNvPr id="0" name="e09b.png"/>
+                    <pic:cNvPicPr/>
+                  </pic:nvPicPr>
+                  <pic:blipFill>
+                    <a:blip r:embed="rId29"/>
+                    <a:stretch>
+                      <a:fillRect/>
+                    </a:stretch>
+                  </pic:blipFill>
+                  <pic:spPr>
+                    <a:xfrm>
+                      <a:off x="0" y="0"/>
+                      <a:ext cx="5400000" cy="2904225"/>
+                    </a:xfrm>
+                    <a:prstGeom prst="rect"/>
+                  </pic:spPr>
+                </pic:pic>
+              </a:graphicData>
+            </a:graphic>
+          </wp:inline>
+        </w:drawing>
+      </w:r>
+    </w:p>
+    <w:p>
+      <w:pPr>
+        <w:spacing w:before="0" w:after="160"/>
+        <w:jc w:val="center"/>
+      </w:pPr>
+      <w:r>
+        <w:rPr>
+          <w:rFonts w:ascii="Calibri" w:hAnsi="Calibri"/>
+          <w:b w:val="0"/>
+          <w:i/>
+          <w:color w:val="595959"/>
+          <w:sz w:val="18"/>
+        </w:rPr>
+        <w:t>Figura 16. No conformidad cerrada con acción correctiva.</w:t>
+      </w:r>
+    </w:p>
+    <w:p>
+      <w:pPr>
+        <w:keepNext/>
+        <w:spacing w:before="160" w:after="80"/>
+      </w:pPr>
+      <w:r>
+        <w:rPr>
+          <w:rFonts w:ascii="Calibri" w:hAnsi="Calibri"/>
+          <w:b/>
+          <w:i w:val="0"/>
+          <w:color w:val="1F3864"/>
+          <w:sz w:val="22"/>
+        </w:rPr>
+        <w:t>10. Cierre de la OT y cobro del saldo (RN-14)</w:t>
+      </w:r>
+    </w:p>
+    <w:p>
+      <w:pPr>
+        <w:keepNext/>
+        <w:jc w:val="center"/>
+      </w:pPr>
+      <w:r>
+        <w:drawing>
+          <wp:inline xmlns:a="http://schemas.openxmlformats.org/drawingml/2006/main" xmlns:pic="http://schemas.openxmlformats.org/drawingml/2006/picture">
+            <wp:extent cx="5400000" cy="2904225"/>
+            <wp:docPr id="73" name="Picture 73"/>
+            <wp:cNvGraphicFramePr>
+              <a:graphicFrameLocks noChangeAspect="1"/>
+            </wp:cNvGraphicFramePr>
+            <a:graphic>
+              <a:graphicData uri="http://schemas.openxmlformats.org/drawingml/2006/picture">
+                <pic:pic>
+                  <pic:nvPicPr>
+                    <pic:cNvPr id="0" name="e10a.png"/>
+                    <pic:cNvPicPr/>
+                  </pic:nvPicPr>
+                  <pic:blipFill>
+                    <a:blip r:embed="rId30"/>
+                    <a:stretch>
+                      <a:fillRect/>
+                    </a:stretch>
+                  </pic:blipFill>
+                  <pic:spPr>
+                    <a:xfrm>
+                      <a:off x="0" y="0"/>
+                      <a:ext cx="5400000" cy="2904225"/>
+                    </a:xfrm>
+                    <a:prstGeom prst="rect"/>
+                  </pic:spPr>
+                </pic:pic>
+              </a:graphicData>
+            </a:graphic>
+          </wp:inline>
+        </w:drawing>
+      </w:r>
+    </w:p>
+    <w:p>
+      <w:pPr>
+        <w:spacing w:before="0" w:after="160"/>
+        <w:jc w:val="center"/>
+      </w:pPr>
+      <w:r>
+        <w:rPr>
+          <w:rFonts w:ascii="Calibri" w:hAnsi="Calibri"/>
+          <w:b w:val="0"/>
+          <w:i/>
+          <w:color w:val="595959"/>
+          <w:sz w:val="18"/>
+        </w:rPr>
+        <w:t>Figura 17. Cierre de la orden de trabajo con costo real y desviación.</w:t>
+      </w:r>
+    </w:p>
+    <w:p>
+      <w:pPr>
+        <w:keepNext/>
+        <w:jc w:val="center"/>
+      </w:pPr>
+      <w:r>
+        <w:drawing>
+          <wp:inline xmlns:a="http://schemas.openxmlformats.org/drawingml/2006/main" xmlns:pic="http://schemas.openxmlformats.org/drawingml/2006/picture">
+            <wp:extent cx="5400000" cy="2796126"/>
+            <wp:docPr id="74" name="Picture 74"/>
+            <wp:cNvGraphicFramePr>
+              <a:graphicFrameLocks noChangeAspect="1"/>
+            </wp:cNvGraphicFramePr>
+            <a:graphic>
+              <a:graphicData uri="http://schemas.openxmlformats.org/drawingml/2006/picture">
+                <pic:pic>
+                  <pic:nvPicPr>
+                    <pic:cNvPr id="0" name="e10b.png"/>
+                    <pic:cNvPicPr/>
+                  </pic:nvPicPr>
+                  <pic:blipFill>
+                    <a:blip r:embed="rId31"/>
+                    <a:stretch>
+                      <a:fillRect/>
+                    </a:stretch>
+                  </pic:blipFill>
+                  <pic:spPr>
+                    <a:xfrm>
+                      <a:off x="0" y="0"/>
+                      <a:ext cx="5400000" cy="2796126"/>
+                    </a:xfrm>
+                    <a:prstGeom prst="rect"/>
+                  </pic:spPr>
+                </pic:pic>
+              </a:graphicData>
+            </a:graphic>
+          </wp:inline>
+        </w:drawing>
+      </w:r>
+    </w:p>
+    <w:p>
+      <w:pPr>
+        <w:spacing w:before="0" w:after="160"/>
+        <w:jc w:val="center"/>
+      </w:pPr>
+      <w:r>
+        <w:rPr>
+          <w:rFonts w:ascii="Calibri" w:hAnsi="Calibri"/>
+          <w:b w:val="0"/>
+          <w:i/>
+          <w:color w:val="595959"/>
+          <w:sz w:val="18"/>
+        </w:rPr>
+        <w:t>Figura 18. Correo al cliente con el cobro del saldo.</w:t>
+      </w:r>
+    </w:p>
+    <w:p>
+      <w:pPr>
+        <w:keepNext/>
+        <w:spacing w:before="160" w:after="80"/>
+      </w:pPr>
+      <w:r>
+        <w:rPr>
+          <w:rFonts w:ascii="Calibri" w:hAnsi="Calibri"/>
+          <w:b/>
+          <w:i w:val="0"/>
+          <w:color w:val="1F3864"/>
+          <w:sz w:val="22"/>
+        </w:rPr>
+        <w:t>11. Entrega, kardex y auditoría</w:t>
+      </w:r>
+    </w:p>
+    <w:p>
+      <w:pPr>
+        <w:keepNext/>
+        <w:jc w:val="center"/>
+      </w:pPr>
+      <w:r>
+        <w:drawing>
+          <wp:inline xmlns:a="http://schemas.openxmlformats.org/drawingml/2006/main" xmlns:pic="http://schemas.openxmlformats.org/drawingml/2006/picture">
+            <wp:extent cx="5400000" cy="2921358"/>
+            <wp:docPr id="75" name="Picture 75"/>
+            <wp:cNvGraphicFramePr>
+              <a:graphicFrameLocks noChangeAspect="1"/>
+            </wp:cNvGraphicFramePr>
+            <a:graphic>
+              <a:graphicData uri="http://schemas.openxmlformats.org/drawingml/2006/picture">
+                <pic:pic>
+                  <pic:nvPicPr>
+                    <pic:cNvPr id="0" name="e05b.png"/>
+                    <pic:cNvPicPr/>
+                  </pic:nvPicPr>
+                  <pic:blipFill>
+                    <a:blip r:embed="rId22"/>
+                    <a:stretch>
+                      <a:fillRect/>
+                    </a:stretch>
+                  </pic:blipFill>
+                  <pic:spPr>
+                    <a:xfrm>
+                      <a:off x="0" y="0"/>
+                      <a:ext cx="5400000" cy="2921358"/>
+                    </a:xfrm>
+                    <a:prstGeom prst="rect"/>
+                  </pic:spPr>
+                </pic:pic>
+              </a:graphicData>
+            </a:graphic>
+          </wp:inline>
+        </w:drawing>
+      </w:r>
+    </w:p>
+    <w:p>
+      <w:pPr>
+        <w:spacing w:before="0" w:after="160"/>
+        <w:jc w:val="center"/>
+      </w:pPr>
+      <w:r>
+        <w:rPr>
+          <w:rFonts w:ascii="Calibri" w:hAnsi="Calibri"/>
+          <w:b w:val="0"/>
+          <w:i/>
+          <w:color w:val="595959"/>
+          <w:sz w:val="18"/>
+        </w:rPr>
+        <w:t>Figura 19. OC-2026-0007 entregada con anticipo y saldo pagados.</w:t>
+      </w:r>
+    </w:p>
+    <w:p>
+      <w:pPr>
+        <w:keepNext/>
+        <w:jc w:val="center"/>
+      </w:pPr>
+      <w:r>
+        <w:drawing>
+          <wp:inline xmlns:a="http://schemas.openxmlformats.org/drawingml/2006/main" xmlns:pic="http://schemas.openxmlformats.org/drawingml/2006/picture">
+            <wp:extent cx="5400000" cy="2908777"/>
+            <wp:docPr id="76" name="Picture 76"/>
+            <wp:cNvGraphicFramePr>
+              <a:graphicFrameLocks noChangeAspect="1"/>
+            </wp:cNvGraphicFramePr>
+            <a:graphic>
+              <a:graphicData uri="http://schemas.openxmlformats.org/drawingml/2006/picture">
+                <pic:pic>
+                  <pic:nvPicPr>
+                    <pic:cNvPr id="0" name="e11b.png"/>
+                    <pic:cNvPicPr/>
+                  </pic:nvPicPr>
+                  <pic:blipFill>
+                    <a:blip r:embed="rId32"/>
+                    <a:stretch>
+                      <a:fillRect/>
+                    </a:stretch>
+                  </pic:blipFill>
+                  <pic:spPr>
+                    <a:xfrm>
+                      <a:off x="0" y="0"/>
+                      <a:ext cx="5400000" cy="2908777"/>
+                    </a:xfrm>
+                    <a:prstGeom prst="rect"/>
+                  </pic:spPr>
+                </pic:pic>
+              </a:graphicData>
+            </a:graphic>
+          </wp:inline>
+        </w:drawing>
+      </w:r>
+    </w:p>
+    <w:p>
+      <w:pPr>
+        <w:spacing w:before="0" w:after="160"/>
+        <w:jc w:val="center"/>
+      </w:pPr>
+      <w:r>
+        <w:rPr>
+          <w:rFonts w:ascii="Calibri" w:hAnsi="Calibri"/>
+          <w:b w:val="0"/>
+          <w:i/>
+          <w:color w:val="595959"/>
+          <w:sz w:val="18"/>
+        </w:rPr>
+        <w:t>Figura 20. Kardex del material con cada consumo y su usuario.</w:t>
+      </w:r>
+    </w:p>
+    <w:p>
+      <w:pPr>
+        <w:keepNext/>
+        <w:jc w:val="center"/>
+      </w:pPr>
+      <w:r>
+        <w:drawing>
+          <wp:inline xmlns:a="http://schemas.openxmlformats.org/drawingml/2006/main" xmlns:pic="http://schemas.openxmlformats.org/drawingml/2006/picture">
+            <wp:extent cx="5400000" cy="2904013"/>
+            <wp:docPr id="77" name="Picture 77"/>
+            <wp:cNvGraphicFramePr>
+              <a:graphicFrameLocks noChangeAspect="1"/>
+            </wp:cNvGraphicFramePr>
+            <a:graphic>
+              <a:graphicData uri="http://schemas.openxmlformats.org/drawingml/2006/picture">
+                <pic:pic>
+                  <pic:nvPicPr>
+                    <pic:cNvPr id="0" name="e11c.png"/>
+                    <pic:cNvPicPr/>
+                  </pic:nvPicPr>
+                  <pic:blipFill>
+                    <a:blip r:embed="rId33"/>
+                    <a:stretch>
+                      <a:fillRect/>
+                    </a:stretch>
+                  </pic:blipFill>
+                  <pic:spPr>
+                    <a:xfrm>
+                      <a:off x="0" y="0"/>
+                      <a:ext cx="5400000" cy="2904013"/>
+                    </a:xfrm>
+                    <a:prstGeom prst="rect"/>
+                  </pic:spPr>
+                </pic:pic>
+              </a:graphicData>
+            </a:graphic>
+          </wp:inline>
+        </w:drawing>
+      </w:r>
+    </w:p>
+    <w:p>
+      <w:pPr>
+        <w:spacing w:before="0" w:after="160"/>
+        <w:jc w:val="center"/>
+      </w:pPr>
+      <w:r>
+        <w:rPr>
+          <w:rFonts w:ascii="Calibri" w:hAnsi="Calibri"/>
+          <w:b w:val="0"/>
+          <w:i/>
+          <w:color w:val="595959"/>
+          <w:sz w:val="18"/>
+        </w:rPr>
+        <w:t>Figura 21. Bitácora de auditoría.</w:t>
+      </w:r>
+    </w:p>
+    <w:p>
+      <w:pPr>
+        <w:keepNext/>
+        <w:spacing w:before="160" w:after="80"/>
+      </w:pPr>
+      <w:r>
+        <w:rPr>
+          <w:rFonts w:ascii="Calibri" w:hAnsi="Calibri"/>
+          <w:b/>
+          <w:i w:val="0"/>
+          <w:color w:val="1F3864"/>
+          <w:sz w:val="22"/>
+        </w:rPr>
+        <w:t>12. Reportes de gestión</w:t>
+      </w:r>
+    </w:p>
+    <w:p>
+      <w:pPr>
+        <w:keepNext/>
+        <w:jc w:val="center"/>
+      </w:pPr>
+      <w:r>
+        <w:drawing>
+          <wp:inline xmlns:a="http://schemas.openxmlformats.org/drawingml/2006/main" xmlns:pic="http://schemas.openxmlformats.org/drawingml/2006/picture">
+            <wp:extent cx="5400000" cy="2911378"/>
+            <wp:docPr id="78" name="Picture 78"/>
+            <wp:cNvGraphicFramePr>
+              <a:graphicFrameLocks noChangeAspect="1"/>
+            </wp:cNvGraphicFramePr>
+            <a:graphic>
+              <a:graphicData uri="http://schemas.openxmlformats.org/drawingml/2006/picture">
+                <pic:pic>
+                  <pic:nvPicPr>
+                    <pic:cNvPr id="0" name="e12.png"/>
+                    <pic:cNvPicPr/>
+                  </pic:nvPicPr>
+                  <pic:blipFill>
+                    <a:blip r:embed="rId34"/>
+                    <a:stretch>
+                      <a:fillRect/>
+                    </a:stretch>
+                  </pic:blipFill>
+                  <pic:spPr>
+                    <a:xfrm>
+                      <a:off x="0" y="0"/>
+                      <a:ext cx="5400000" cy="2911378"/>
+                    </a:xfrm>
+                    <a:prstGeom prst="rect"/>
+                  </pic:spPr>
+                </pic:pic>
+              </a:graphicData>
+            </a:graphic>
+          </wp:inline>
+        </w:drawing>
+      </w:r>
+    </w:p>
+    <w:p>
+      <w:pPr>
+        <w:spacing w:before="0" w:after="160"/>
+        <w:jc w:val="center"/>
+      </w:pPr>
+      <w:r>
+        <w:rPr>
+          <w:rFonts w:ascii="Calibri" w:hAnsi="Calibri"/>
+          <w:b w:val="0"/>
+          <w:i/>
+          <w:color w:val="595959"/>
+          <w:sz w:val="18"/>
+        </w:rPr>
+        <w:t>Figura 22. Indicadores comerciales con exportación a Excel y PDF.</w:t>
+      </w:r>
+    </w:p>
     <w:sectPr>
       <w:headerReference w:type="default" r:id="rId11"/>
       <w:pgSz w:w="11906" w:h="16838"/>

--- a/Fase 2/Evidencias Grupales/2.6_GuiaEstudiante_Fase 2_Informe Final Proyecto APT (Espanol).docx
+++ b/Fase 2/Evidencias Grupales/2.6_GuiaEstudiante_Fase 2_Informe Final Proyecto APT (Espanol).docx
@@ -968,7 +968,7 @@
                 <w:i w:val="0"/>
                 <w:sz w:val="20"/>
               </w:rPr>
-              <w:t>• OE8. Verificar la calidad del software y desplegar en producción. Cumplido en pruebas, integración continua y despliegue: 195 pruebas automatizadas con 91 % de cobertura, CI en GitHub Actions y sistema en producción en Render (https://sitrafo.onrender.com). El análisis OWASP ZAP, la prueba de carga y las pruebas con Selenium sobre el sistema desplegado están a cargo de Milko Soto.</w:t>
+              <w:t xml:space="preserve">• OE8. Verificar la calidad del software y desplegar en producción. Cumplido en pruebas, integración continua y despliegue: 236 pruebas automatizadas con 92 % de cobertura, CI en GitHub Actions y sistema en producción en Render (https://sitrafo.onrender.com). El análisis OWASP ZAP, la prueba de carga y las pruebas con Selenium sobre el sistema desplegado están a cargo de Milko Soto, con plazo el 14-10-2026; sus resultados se incorporan a este informe al recibirlos.</w:t>
             </w:r>
           </w:p>
         </w:tc>
@@ -1220,7 +1220,7 @@
                 <w:i w:val="0"/>
                 <w:sz w:val="20"/>
               </w:rPr>
-              <w:t>• Proceso productivo: órdenes de trabajo generadas desde la orden de compra, registro de horas valorizadas con tarifa vigente, consumo con descuento de stock, vista de taller para el operario, costo real contra estimado y cierre condicionado a calidad.</w:t>
+              <w:t xml:space="preserve">• Proceso productivo: órdenes de trabajo generadas automáticamente al pagarse el anticipo, registro de horas valorizadas con tarifa vigente (con anulación auditada), consumo con descuento de stock, vista de taller para el operario, costo real contra estimado y cierre solo después de que el inspector aprueba el control y libera la orden.</w:t>
             </w:r>
           </w:p>
           <w:p>
@@ -1265,7 +1265,37 @@
                 <w:i w:val="0"/>
                 <w:sz w:val="20"/>
               </w:rPr>
-              <w:t>• Calidad del software: 195 pruebas automatizadas con 91 % de cobertura e integración continua; reportes exportables a Excel y PDF; despliegue en producción en Render (https://sitrafo.onrender.com).</w:t>
+              <w:t xml:space="preserve">• Coordinación entre roles: avisos por correo a quien debe actuar (solicitud nueva, cotización por aprobar o resuelta, orden lista para producción, orden en calidad, no conformidad, orden liberada y saldo pagado) y bandeja de pendientes por rol en la aplicación de escritorio.</w:t>
+            </w:r>
+          </w:p>
+          <w:p>
+            <w:pPr>
+              <w:spacing w:after="60"/>
+              <w:ind w:left="160"/>
+              <w:jc w:val="left"/>
+            </w:pPr>
+            <w:r>
+              <w:rPr>
+                <w:rFonts w:ascii="Calibri" w:hAnsi="Calibri"/>
+                <w:i w:val="0"/>
+                <w:sz w:val="20"/>
+              </w:rPr>
+              <w:t xml:space="preserve">• Administración: parámetros de negocio editables con validación de rango, especificación técnica configurable (rangos y valores por parámetro), mantención de familias, bodegas y contactos con desactivación en lugar de borrado, y perfil del cliente en la web.</w:t>
+            </w:r>
+          </w:p>
+          <w:p>
+            <w:pPr>
+              <w:spacing w:after="60"/>
+              <w:ind w:left="160"/>
+              <w:jc w:val="left"/>
+            </w:pPr>
+            <w:r>
+              <w:rPr>
+                <w:rFonts w:ascii="Calibri" w:hAnsi="Calibri"/>
+                <w:i w:val="0"/>
+                <w:sz w:val="20"/>
+              </w:rPr>
+              <w:t xml:space="preserve">• Calidad del software: 236 pruebas automatizadas con 92 % de cobertura e integración continua; reportes exportables a Excel y PDF; despliegue en producción en Render (https://sitrafo.onrender.com).</w:t>
             </w:r>
           </w:p>
           <w:p>
@@ -1435,7 +1465,7 @@
                 <w:i w:val="0"/>
                 <w:sz w:val="20"/>
               </w:rPr>
-              <w:t>• Documentos de análisis y diseño: ERS-01 (con matriz de trazabilidad), CU-01, MER-01 v2.0 (54 tablas, diccionario y modelo de clases), SEC-01 (diagramas de secuencia) y ARQ-01 (componentes, despliegue, estados y actividad).</w:t>
+              <w:t xml:space="preserve">• Documentos de análisis y diseño: ERS-01 (con matriz de trazabilidad), CU-01 v2.2 (84 casos de uso en 10 paquetes, con su estado de implementación), MER-01 v2.1 (54 tablas, diccionario y modelo de clases), SEC-01 v1.1 (diagramas de secuencia), ARQ-01 v1.1 (componentes, despliegue, estados y actividad) y MOC-01 v1.1 (mockup de interfaces con las pantallas implementadas de la web y del escritorio).</w:t>
             </w:r>
           </w:p>
           <w:p>
@@ -1465,7 +1495,22 @@
                 <w:i w:val="0"/>
                 <w:sz w:val="20"/>
               </w:rPr>
-              <w:t>• Recorrido del proceso completo verificado sobre el sistema desplegado y documentado en EVI-01 (12 etapas con capturas de la web, la aplicación de escritorio y los correos); las capturas se incluyen en el Anexo de este informe.</w:t>
+              <w:t xml:space="preserve">• Recorrido del proceso completo verificado sobre el sistema desplegado y documentado en EVI-01 v1.3 (13 evidencias con capturas de la web, la aplicación de escritorio y los correos, incluida la aprobación de calidad, la bandeja de pendientes y los avisos entre roles); las capturas principales se incluyen en el Anexo de este informe.</w:t>
+            </w:r>
+          </w:p>
+          <w:p>
+            <w:pPr>
+              <w:spacing w:after="60"/>
+              <w:ind w:left="160"/>
+              <w:jc w:val="left"/>
+            </w:pPr>
+            <w:r>
+              <w:rPr>
+                <w:rFonts w:ascii="Calibri" w:hAnsi="Calibri"/>
+                <w:i w:val="0"/>
+                <w:sz w:val="20"/>
+              </w:rPr>
+              <w:t xml:space="preserve">• Evidencia de base de datos: esquema DDL, datos de demostración con dos pedidos recorridos por el sistema y diccionario de datos, verificados restaurándolos en una base vacía.</w:t>
             </w:r>
           </w:p>
           <w:p>
